--- a/Volume 1/Chapter 07 - Networking Basics/SPA_Vol1_Ch7_Lesson7_3a_DNS_Lookups_EXTENDED.docx
+++ b/Volume 1/Chapter 07 - Networking Basics/SPA_Vol1_Ch7_Lesson7_3a_DNS_Lookups_EXTENDED.docx
@@ -1203,7 +1203,7 @@
         <w:keepNext/>
       </w:pPr>
       <w:r>
-        <w:t>Save each file from this lesson into the matching path in the project layout. As in Chapter 1, notepad .\rust\Cargo.toml creates and opens one: choose Yes, type the file, save it with Ctrl+S, and close Notepad. Then install forge-std, Foundry's standard library, into the Solidity project, as in Lesson 7.2a. Linux Assembly runs in WSL or on a Linux computer.</w:t>
+        <w:t>Next, let cargo create the Rust project, as in Lesson 7.2a. Remember, cargo init .\rust writes Cargo.toml, with a starter program, src\main.rs; this lesson's programs live in src\bin, so Remove-Item deletes the starter. The modules copied into src stay as they are.</w:t>
       </w:r>
     </w:p>
     <w:p>
@@ -1217,6 +1217,41 @@
         <w:keepNext/>
       </w:pPr>
       <w:r>
+        <w:t>cargo init .\rust --name dns_lookups --vcs none</w:t>
+      </w:r>
+    </w:p>
+    <w:p>
+      <w:pPr>
+        <w:pStyle w:val="CommandBlock"/>
+      </w:pPr>
+      <w:r>
+        <w:t>Remove-Item .\rust\src\main.rs</w:t>
+      </w:r>
+    </w:p>
+    <w:p>
+      <w:pPr>
+        <w:keepNext/>
+      </w:pPr>
+    </w:p>
+    <w:p>
+      <w:pPr>
+        <w:keepNext/>
+      </w:pPr>
+      <w:r>
+        <w:t>Then install forge-std, Foundry's standard library, into the Solidity project, as in Lesson 7.2a. Linux Assembly runs in WSL or on a Linux computer.</w:t>
+      </w:r>
+    </w:p>
+    <w:p>
+      <w:pPr>
+        <w:keepNext/>
+      </w:pPr>
+    </w:p>
+    <w:p>
+      <w:pPr>
+        <w:pStyle w:val="CommandBlock"/>
+        <w:keepNext/>
+      </w:pPr>
+      <w:r>
         <w:t>Push-Location .\solidity</w:t>
       </w:r>
     </w:p>
@@ -1243,6 +1278,16 @@
       </w:pPr>
     </w:p>
     <w:p>
+      <w:r>
+        <w:t>You save each source file in its language's section below, as each is shown. As in Chapter 1, notepad .\rust\src\lib.rs creates and opens one: choose Yes, type the file, save it with Ctrl+S, and close Notepad.</w:t>
+      </w:r>
+    </w:p>
+    <w:p>
+      <w:pPr>
+        <w:keepNext/>
+      </w:pPr>
+    </w:p>
+    <w:p>
       <w:pPr>
         <w:keepNext/>
       </w:pPr>
@@ -1304,7 +1349,7 @@
         <w:keepNext/>
       </w:pPr>
       <w:r>
-        <w:t>Copy the modules from Lesson 7.2a, save each file from this lesson into the matching path in the project layout (as in Chapter 1, nano ./rust/Cargo.toml creates and opens one: type the file, then save and close it with Ctrl+O, Enter, then Ctrl+X), then install forge-std:</w:t>
+        <w:t>Copy the modules from Lesson 7.2a, create the Rust project with the same commands as on Windows (rm deletes the starter main.rs), then install forge-std:</w:t>
       </w:r>
     </w:p>
     <w:p>
@@ -1414,6 +1459,24 @@
     <w:p>
       <w:pPr>
         <w:pStyle w:val="CommandBlock"/>
+        <w:keepNext/>
+      </w:pPr>
+      <w:r>
+        <w:t>cargo init ./rust --name dns_lookups --vcs none</w:t>
+      </w:r>
+    </w:p>
+    <w:p>
+      <w:pPr>
+        <w:pStyle w:val="CommandBlock"/>
+        <w:keepNext/>
+      </w:pPr>
+      <w:r>
+        <w:t>rm ./rust/src/main.rs</w:t>
+      </w:r>
+    </w:p>
+    <w:p>
+      <w:pPr>
+        <w:pStyle w:val="CommandBlock"/>
       </w:pPr>
       <w:r>
         <w:t>(cd ./solidity &amp;&amp; forge install foundry-rs/forge-std@v1.16.2 --no-git)</w:t>
@@ -1425,6 +1488,16 @@
       </w:pPr>
     </w:p>
     <w:p>
+      <w:r>
+        <w:t>You save each source file in its language's section below, as each is shown. As in Chapter 1, nano ./rust/src/lib.rs creates and opens one: type the file, then save and close it with Ctrl+O, Enter, then Ctrl+X.</w:t>
+      </w:r>
+    </w:p>
+    <w:p>
+      <w:pPr>
+        <w:keepNext/>
+      </w:pPr>
+    </w:p>
+    <w:p>
       <w:pPr>
         <w:keepNext/>
       </w:pPr>
@@ -16828,7 +16901,7 @@
     </w:p>
     <w:p>
       <w:r>
-        <w:t>Cargo.toml names this lesson's package, dns_lookups, with edition 2024; .\rust\src\lib.rs makes it a library too, and std::net comes with Rust, so it lists no crates. foundry.toml is copied unchanged from lesson-7.2-extended in the Copy Setup.</w:t>
+        <w:t>This is the file the setup commands wrote, shown here so you can check yours. Cargo.toml names this lesson's package, dns_lookups, with edition 2024; .\rust\src\lib.rs makes it a library too, and std::net comes with Rust, so it lists no crates. foundry.toml is copied unchanged from lesson-7.2-extended in the Copy Setup. cargo init does not write the comment lines, which are this lesson's notes about the file; the blank lines may differ.</w:t>
       </w:r>
     </w:p>
     <w:p>
@@ -18194,31 +18267,31 @@
       </w:rPr>
     </w:lvl>
   </w:abstractNum>
-  <w:num w:numId="1" w16cid:durableId="730007086">
+  <w:num w:numId="1" w16cid:durableId="1404914674">
     <w:abstractNumId w:val="8"/>
   </w:num>
-  <w:num w:numId="2" w16cid:durableId="303587185">
+  <w:num w:numId="2" w16cid:durableId="1078794597">
     <w:abstractNumId w:val="6"/>
   </w:num>
-  <w:num w:numId="3" w16cid:durableId="238296522">
+  <w:num w:numId="3" w16cid:durableId="226917723">
     <w:abstractNumId w:val="5"/>
   </w:num>
-  <w:num w:numId="4" w16cid:durableId="324936857">
+  <w:num w:numId="4" w16cid:durableId="1255018798">
     <w:abstractNumId w:val="4"/>
   </w:num>
-  <w:num w:numId="5" w16cid:durableId="1152453588">
+  <w:num w:numId="5" w16cid:durableId="1957634315">
     <w:abstractNumId w:val="7"/>
   </w:num>
-  <w:num w:numId="6" w16cid:durableId="1149126121">
+  <w:num w:numId="6" w16cid:durableId="934947251">
     <w:abstractNumId w:val="3"/>
   </w:num>
-  <w:num w:numId="7" w16cid:durableId="1365401942">
+  <w:num w:numId="7" w16cid:durableId="925262482">
     <w:abstractNumId w:val="2"/>
   </w:num>
-  <w:num w:numId="8" w16cid:durableId="1628898359">
+  <w:num w:numId="8" w16cid:durableId="1616401494">
     <w:abstractNumId w:val="1"/>
   </w:num>
-  <w:num w:numId="9" w16cid:durableId="1787194087">
+  <w:num w:numId="9" w16cid:durableId="1215508700">
     <w:abstractNumId w:val="0"/>
   </w:num>
 </w:numbering>
